--- a/讲稿_演讲用.docx
+++ b/讲稿_演讲用.docx
@@ -42,7 +42,7 @@
           <w:sz w:val="34"/>
           <w:szCs w:val="34"/>
         </w:rPr>
-        <w:t xml:space="preserve">问候 → 汇报顺序</w:t>
+        <w:t xml:space="preserve">问候 → 报告名 → 四部分</w:t>
       </w:r>
     </w:p>
     <w:p>
@@ -76,71 +76,71 @@
     <w:p>
       <w:pPr>
         <w:keepLines/>
-        <w:spacing w:after="100" w:line="440"/>
-      </w:pPr>
-      <w:r>
-        <w:rPr>
-          <w:rFonts w:ascii="Arial" w:cs="Arial" w:eastAsia="Microsoft YaHei" w:hAnsi="Arial"/>
-          <w:sz w:val="40"/>
-          <w:szCs w:val="40"/>
-        </w:rPr>
-        <w:t xml:space="preserve">今天分享的是我对一份市场研究报告的阅读和评价。</w:t>
-      </w:r>
-    </w:p>
-    <w:p>
-      <w:pPr>
-        <w:keepLines/>
-        <w:spacing w:after="10" w:line="440"/>
-      </w:pPr>
-      <w:r>
-        <w:rPr>
-          <w:rFonts w:ascii="Arial" w:cs="Arial" w:eastAsia="Microsoft YaHei" w:hAnsi="Arial"/>
-          <w:sz w:val="40"/>
-          <w:szCs w:val="40"/>
-        </w:rPr>
-        <w:t xml:space="preserve">汇报按报告本身的顺序：</w:t>
-      </w:r>
-    </w:p>
-    <w:p>
-      <w:pPr>
-        <w:keepLines/>
-        <w:spacing w:after="10" w:line="440"/>
-      </w:pPr>
-      <w:r>
-        <w:rPr>
-          <w:rFonts w:ascii="Arial" w:cs="Arial" w:eastAsia="Microsoft YaHei" w:hAnsi="Arial"/>
-          <w:sz w:val="40"/>
-          <w:szCs w:val="40"/>
-        </w:rPr>
-        <w:t xml:space="preserve">先讲背景和问题，</w:t>
-      </w:r>
-    </w:p>
-    <w:p>
-      <w:pPr>
-        <w:keepLines/>
-        <w:spacing w:after="10" w:line="440"/>
-      </w:pPr>
-      <w:r>
-        <w:rPr>
-          <w:rFonts w:ascii="Arial" w:cs="Arial" w:eastAsia="Microsoft YaHei" w:hAnsi="Arial"/>
-          <w:sz w:val="40"/>
-          <w:szCs w:val="40"/>
-        </w:rPr>
-        <w:t xml:space="preserve">再讲方法和结论，</w:t>
-      </w:r>
-    </w:p>
-    <w:p>
-      <w:pPr>
-        <w:keepLines/>
-        <w:spacing w:after="100" w:line="440"/>
-      </w:pPr>
-      <w:r>
-        <w:rPr>
-          <w:rFonts w:ascii="Arial" w:cs="Arial" w:eastAsia="Microsoft YaHei" w:hAnsi="Arial"/>
-          <w:sz w:val="40"/>
-          <w:szCs w:val="40"/>
-        </w:rPr>
-        <w:t xml:space="preserve">最后做评价。</w:t>
+        <w:spacing w:after="10" w:line="440"/>
+      </w:pPr>
+      <w:r>
+        <w:rPr>
+          <w:rFonts w:ascii="Arial" w:cs="Arial" w:eastAsia="Microsoft YaHei" w:hAnsi="Arial"/>
+          <w:sz w:val="40"/>
+          <w:szCs w:val="40"/>
+        </w:rPr>
+        <w:t xml:space="preserve">今天评析 Gracenote 的报告《AI 时代的电视搜索与内容发现》，</w:t>
+      </w:r>
+    </w:p>
+    <w:p>
+      <w:pPr>
+        <w:keepLines/>
+        <w:spacing w:after="10" w:line="440"/>
+      </w:pPr>
+      <w:r>
+        <w:rPr>
+          <w:rFonts w:ascii="Arial" w:cs="Arial" w:eastAsia="Microsoft YaHei" w:hAnsi="Arial"/>
+          <w:sz w:val="40"/>
+          <w:szCs w:val="40"/>
+        </w:rPr>
+        <w:t xml:space="preserve">分四部分：</w:t>
+      </w:r>
+    </w:p>
+    <w:p>
+      <w:pPr>
+        <w:keepLines/>
+        <w:spacing w:after="10" w:line="440"/>
+      </w:pPr>
+      <w:r>
+        <w:rPr>
+          <w:rFonts w:ascii="Arial" w:cs="Arial" w:eastAsia="Microsoft YaHei" w:hAnsi="Arial"/>
+          <w:sz w:val="40"/>
+          <w:szCs w:val="40"/>
+        </w:rPr>
+        <w:t xml:space="preserve">研究背景与问题、</w:t>
+      </w:r>
+    </w:p>
+    <w:p>
+      <w:pPr>
+        <w:keepLines/>
+        <w:spacing w:after="10" w:line="440"/>
+      </w:pPr>
+      <w:r>
+        <w:rPr>
+          <w:rFonts w:ascii="Arial" w:cs="Arial" w:eastAsia="Microsoft YaHei" w:hAnsi="Arial"/>
+          <w:sz w:val="40"/>
+          <w:szCs w:val="40"/>
+        </w:rPr>
+        <w:t xml:space="preserve">研究方法、研究结论，</w:t>
+      </w:r>
+    </w:p>
+    <w:p>
+      <w:pPr>
+        <w:keepLines/>
+        <w:spacing w:after="100" w:line="440"/>
+      </w:pPr>
+      <w:r>
+        <w:rPr>
+          <w:rFonts w:ascii="Arial" w:cs="Arial" w:eastAsia="Microsoft YaHei" w:hAnsi="Arial"/>
+          <w:sz w:val="40"/>
+          <w:szCs w:val="40"/>
+        </w:rPr>
+        <w:t xml:space="preserve">以及思考与评价。</w:t>
       </w:r>
     </w:p>
     <w:p>
@@ -157,7 +157,7 @@
           <w:sz w:val="30"/>
           <w:szCs w:val="30"/>
         </w:rPr>
-        <w:t xml:space="preserve">▶ 翻页：先说选了哪份报告</w:t>
+        <w:t xml:space="preserve">▶ 翻页：选题</w:t>
       </w:r>
     </w:p>
     <w:p>
@@ -201,21 +201,21 @@
           <w:sz w:val="34"/>
           <w:szCs w:val="34"/>
         </w:rPr>
-        <w:t xml:space="preserve">Gracenote，2026 年 4 月；做节目数据的公司</w:t>
-      </w:r>
-    </w:p>
-    <w:p>
-      <w:pPr>
-        <w:keepLines/>
-        <w:spacing w:after="10" w:line="440"/>
-      </w:pPr>
-      <w:r>
-        <w:rPr>
-          <w:rFonts w:ascii="Arial" w:cs="Arial" w:eastAsia="Microsoft YaHei" w:hAnsi="Arial"/>
-          <w:sz w:val="40"/>
-          <w:szCs w:val="40"/>
-        </w:rPr>
-        <w:t xml:space="preserve">我选的是 Gracenote 在 </w:t>
+        <w:t xml:space="preserve">Gracenote 2026 年 4 月报告；节目数据公司</w:t>
+      </w:r>
+    </w:p>
+    <w:p>
+      <w:pPr>
+        <w:keepLines/>
+        <w:spacing w:after="100" w:line="440"/>
+      </w:pPr>
+      <w:r>
+        <w:rPr>
+          <w:rFonts w:ascii="Arial" w:cs="Arial" w:eastAsia="Microsoft YaHei" w:hAnsi="Arial"/>
+          <w:sz w:val="40"/>
+          <w:szCs w:val="40"/>
+        </w:rPr>
+        <w:t xml:space="preserve">选取的是 Gracenote </w:t>
       </w:r>
       <w:r>
         <w:rPr>
@@ -253,21 +253,7 @@
           <w:sz w:val="40"/>
           <w:szCs w:val="40"/>
         </w:rPr>
-        <w:t xml:space="preserve">月发布的报告，</w:t>
-      </w:r>
-    </w:p>
-    <w:p>
-      <w:pPr>
-        <w:keepLines/>
-        <w:spacing w:after="100" w:line="440"/>
-      </w:pPr>
-      <w:r>
-        <w:rPr>
-          <w:rFonts w:ascii="Arial" w:cs="Arial" w:eastAsia="Microsoft YaHei" w:hAnsi="Arial"/>
-          <w:sz w:val="40"/>
-          <w:szCs w:val="40"/>
-        </w:rPr>
-        <w:t xml:space="preserve">《AI 时代的电视搜索与内容发现》。</w:t>
+        <w:t xml:space="preserve">月的报告。</w:t>
       </w:r>
     </w:p>
     <w:p>
@@ -287,15 +273,43 @@
     <w:p>
       <w:pPr>
         <w:keepLines/>
-        <w:spacing w:after="100" w:line="440"/>
-      </w:pPr>
-      <w:r>
-        <w:rPr>
-          <w:rFonts w:ascii="Arial" w:cs="Arial" w:eastAsia="Microsoft YaHei" w:hAnsi="Arial"/>
-          <w:sz w:val="40"/>
-          <w:szCs w:val="40"/>
-        </w:rPr>
-        <w:t xml:space="preserve">做电视和流媒体的节目数据。</w:t>
+        <w:spacing w:after="10" w:line="440"/>
+      </w:pPr>
+      <w:r>
+        <w:rPr>
+          <w:rFonts w:ascii="Arial" w:cs="Arial" w:eastAsia="Microsoft YaHei" w:hAnsi="Arial"/>
+          <w:sz w:val="40"/>
+          <w:szCs w:val="40"/>
+        </w:rPr>
+        <w:t xml:space="preserve">做电视和流媒体的节目数据，</w:t>
+      </w:r>
+    </w:p>
+    <w:p>
+      <w:pPr>
+        <w:keepLines/>
+        <w:spacing w:after="10" w:line="440"/>
+      </w:pPr>
+      <w:r>
+        <w:rPr>
+          <w:rFonts w:ascii="Arial" w:cs="Arial" w:eastAsia="Microsoft YaHei" w:hAnsi="Arial"/>
+          <w:sz w:val="40"/>
+          <w:szCs w:val="40"/>
+        </w:rPr>
+        <w:t xml:space="preserve">包括名称、简介、</w:t>
+      </w:r>
+    </w:p>
+    <w:p>
+      <w:pPr>
+        <w:keepLines/>
+        <w:spacing w:after="100" w:line="440"/>
+      </w:pPr>
+      <w:r>
+        <w:rPr>
+          <w:rFonts w:ascii="Arial" w:cs="Arial" w:eastAsia="Microsoft YaHei" w:hAnsi="Arial"/>
+          <w:sz w:val="40"/>
+          <w:szCs w:val="40"/>
+        </w:rPr>
+        <w:t xml:space="preserve">播出平台和节目表。</w:t>
       </w:r>
     </w:p>
     <w:p>
@@ -366,7 +380,7 @@
           <w:sz w:val="28"/>
           <w:szCs w:val="28"/>
         </w:rPr>
-        <w:t xml:space="preserve">　研究背景与问题　累计 1:15</w:t>
+        <w:t xml:space="preserve">　研究背景与问题　累计 1:25</w:t>
       </w:r>
     </w:p>
     <w:p>
@@ -390,99 +404,236 @@
     <w:p>
       <w:pPr>
         <w:keepLines/>
-        <w:spacing w:after="100" w:line="440"/>
-      </w:pPr>
-      <w:r>
-        <w:rPr>
-          <w:rFonts w:ascii="Arial" w:cs="Arial" w:eastAsia="Microsoft YaHei" w:hAnsi="Arial"/>
-          <w:sz w:val="40"/>
-          <w:szCs w:val="40"/>
-        </w:rPr>
-        <w:t xml:space="preserve">先看研究背景。</w:t>
-      </w:r>
-    </w:p>
-    <w:p>
-      <w:pPr>
-        <w:keepLines/>
-        <w:spacing w:after="10" w:line="440"/>
-      </w:pPr>
-      <w:r>
-        <w:rPr>
-          <w:rFonts w:ascii="Arial" w:cs="Arial" w:eastAsia="Microsoft YaHei" w:hAnsi="Arial"/>
-          <w:sz w:val="40"/>
-          <w:szCs w:val="40"/>
-        </w:rPr>
-        <w:t xml:space="preserve">流媒体平台越来越多，</w:t>
-      </w:r>
-    </w:p>
-    <w:p>
-      <w:pPr>
-        <w:keepLines/>
-        <w:spacing w:after="10" w:line="440"/>
-      </w:pPr>
-      <w:r>
-        <w:rPr>
-          <w:rFonts w:ascii="Arial" w:cs="Arial" w:eastAsia="Microsoft YaHei" w:hAnsi="Arial"/>
-          <w:sz w:val="40"/>
-          <w:szCs w:val="40"/>
-        </w:rPr>
-        <w:t xml:space="preserve">节目分散，</w:t>
-      </w:r>
-    </w:p>
-    <w:p>
-      <w:pPr>
-        <w:keepLines/>
-        <w:spacing w:after="10" w:line="440"/>
-      </w:pPr>
-      <w:r>
-        <w:rPr>
-          <w:rFonts w:ascii="Arial" w:cs="Arial" w:eastAsia="Microsoft YaHei" w:hAnsi="Arial"/>
-          <w:sz w:val="40"/>
-          <w:szCs w:val="40"/>
-        </w:rPr>
-        <w:t xml:space="preserve">找想看的内容更费劲，</w:t>
-      </w:r>
-    </w:p>
-    <w:p>
-      <w:pPr>
-        <w:keepLines/>
-        <w:spacing w:after="100" w:line="440"/>
-      </w:pPr>
-      <w:r>
-        <w:rPr>
-          <w:rFonts w:ascii="Arial" w:cs="Arial" w:eastAsia="Microsoft YaHei" w:hAnsi="Arial"/>
-          <w:sz w:val="40"/>
-          <w:szCs w:val="40"/>
-        </w:rPr>
-        <w:t xml:space="preserve">AI 聊天机器人成了新的找节目方式。</w:t>
-      </w:r>
-    </w:p>
-    <w:p>
-      <w:pPr>
-        <w:keepLines/>
-        <w:spacing w:after="10" w:line="440"/>
-      </w:pPr>
-      <w:r>
-        <w:rPr>
-          <w:rFonts w:ascii="Arial" w:cs="Arial" w:eastAsia="Microsoft YaHei" w:hAnsi="Arial"/>
-          <w:sz w:val="40"/>
-          <w:szCs w:val="40"/>
-        </w:rPr>
-        <w:t xml:space="preserve">报告由此提出三个问题：</w:t>
-      </w:r>
-    </w:p>
-    <w:p>
-      <w:pPr>
-        <w:keepLines/>
-        <w:spacing w:after="10" w:line="440"/>
-      </w:pPr>
-      <w:r>
-        <w:rPr>
-          <w:rFonts w:ascii="Arial" w:cs="Arial" w:eastAsia="Microsoft YaHei" w:hAnsi="Arial"/>
-          <w:sz w:val="40"/>
-          <w:szCs w:val="40"/>
-        </w:rPr>
-        <w:t xml:space="preserve">AI 的使用频率，</w:t>
+        <w:spacing w:after="10" w:line="440"/>
+      </w:pPr>
+      <w:r>
+        <w:rPr>
+          <w:rFonts w:ascii="Arial" w:cs="Arial" w:eastAsia="Microsoft YaHei" w:hAnsi="Arial"/>
+          <w:sz w:val="40"/>
+          <w:szCs w:val="40"/>
+        </w:rPr>
+        <w:t xml:space="preserve">流媒体平台增多，</w:t>
+      </w:r>
+    </w:p>
+    <w:p>
+      <w:pPr>
+        <w:keepLines/>
+        <w:spacing w:after="100" w:line="440"/>
+      </w:pPr>
+      <w:r>
+        <w:rPr>
+          <w:rFonts w:ascii="Arial" w:cs="Arial" w:eastAsia="Microsoft YaHei" w:hAnsi="Arial"/>
+          <w:sz w:val="40"/>
+          <w:szCs w:val="40"/>
+        </w:rPr>
+        <w:t xml:space="preserve">节目分散。</w:t>
+      </w:r>
+    </w:p>
+    <w:p>
+      <w:pPr>
+        <w:keepLines/>
+        <w:spacing w:after="10" w:line="440"/>
+      </w:pPr>
+      <w:r>
+        <w:rPr>
+          <w:rFonts w:ascii="Arial" w:cs="Arial" w:eastAsia="Microsoft YaHei" w:hAnsi="Arial"/>
+          <w:sz w:val="40"/>
+          <w:szCs w:val="40"/>
+        </w:rPr>
+        <w:t xml:space="preserve">截至 </w:t>
+      </w:r>
+      <w:r>
+        <w:rPr>
+          <w:rFonts w:ascii="Arial" w:cs="Arial" w:eastAsia="Microsoft YaHei" w:hAnsi="Arial"/>
+          <w:b/>
+          <w:bCs/>
+          <w:color w:val="C2410C"/>
+          <w:sz w:val="40"/>
+          <w:szCs w:val="40"/>
+        </w:rPr>
+        <w:t xml:space="preserve">2026 </w:t>
+      </w:r>
+      <w:r>
+        <w:rPr>
+          <w:rFonts w:ascii="Arial" w:cs="Arial" w:eastAsia="Microsoft YaHei" w:hAnsi="Arial"/>
+          <w:sz w:val="40"/>
+          <w:szCs w:val="40"/>
+        </w:rPr>
+        <w:t xml:space="preserve">年 </w:t>
+      </w:r>
+      <w:r>
+        <w:rPr>
+          <w:rFonts w:ascii="Arial" w:cs="Arial" w:eastAsia="Microsoft YaHei" w:hAnsi="Arial"/>
+          <w:b/>
+          <w:bCs/>
+          <w:color w:val="C2410C"/>
+          <w:sz w:val="40"/>
+          <w:szCs w:val="40"/>
+        </w:rPr>
+        <w:t xml:space="preserve">2 </w:t>
+      </w:r>
+      <w:r>
+        <w:rPr>
+          <w:rFonts w:ascii="Arial" w:cs="Arial" w:eastAsia="Microsoft YaHei" w:hAnsi="Arial"/>
+          <w:sz w:val="40"/>
+          <w:szCs w:val="40"/>
+        </w:rPr>
+        <w:t xml:space="preserve">月，</w:t>
+      </w:r>
+    </w:p>
+    <w:p>
+      <w:pPr>
+        <w:keepLines/>
+        <w:spacing w:after="10" w:line="440"/>
+      </w:pPr>
+      <w:r>
+        <w:rPr>
+          <w:rFonts w:ascii="Arial" w:cs="Arial" w:eastAsia="Microsoft YaHei" w:hAnsi="Arial"/>
+          <w:sz w:val="40"/>
+          <w:szCs w:val="40"/>
+        </w:rPr>
+        <w:t xml:space="preserve">Gracenote 记录了近 </w:t>
+      </w:r>
+      <w:r>
+        <w:rPr>
+          <w:rFonts w:ascii="Arial" w:cs="Arial" w:eastAsia="Microsoft YaHei" w:hAnsi="Arial"/>
+          <w:b/>
+          <w:bCs/>
+          <w:color w:val="C2410C"/>
+          <w:sz w:val="40"/>
+          <w:szCs w:val="40"/>
+        </w:rPr>
+        <w:t xml:space="preserve">350 </w:t>
+      </w:r>
+      <w:r>
+        <w:rPr>
+          <w:rFonts w:ascii="Arial" w:cs="Arial" w:eastAsia="Microsoft YaHei" w:hAnsi="Arial"/>
+          <w:sz w:val="40"/>
+          <w:szCs w:val="40"/>
+        </w:rPr>
+        <w:t xml:space="preserve">个点播片库、</w:t>
+      </w:r>
+    </w:p>
+    <w:p>
+      <w:pPr>
+        <w:keepLines/>
+        <w:spacing w:after="10" w:line="440"/>
+      </w:pPr>
+      <w:r>
+        <w:rPr>
+          <w:rFonts w:ascii="Arial" w:cs="Arial" w:eastAsia="Microsoft YaHei" w:hAnsi="Arial"/>
+          <w:sz w:val="40"/>
+          <w:szCs w:val="40"/>
+        </w:rPr>
+        <w:t xml:space="preserve">约 </w:t>
+      </w:r>
+      <w:r>
+        <w:rPr>
+          <w:rFonts w:ascii="Arial" w:cs="Arial" w:eastAsia="Microsoft YaHei" w:hAnsi="Arial"/>
+          <w:b/>
+          <w:bCs/>
+          <w:color w:val="C2410C"/>
+          <w:sz w:val="40"/>
+          <w:szCs w:val="40"/>
+        </w:rPr>
+        <w:t xml:space="preserve">180 </w:t>
+      </w:r>
+      <w:r>
+        <w:rPr>
+          <w:rFonts w:ascii="Arial" w:cs="Arial" w:eastAsia="Microsoft YaHei" w:hAnsi="Arial"/>
+          <w:sz w:val="40"/>
+          <w:szCs w:val="40"/>
+        </w:rPr>
+        <w:t xml:space="preserve">万个节目、</w:t>
+      </w:r>
+    </w:p>
+    <w:p>
+      <w:pPr>
+        <w:keepLines/>
+        <w:spacing w:after="100" w:line="440"/>
+      </w:pPr>
+      <w:r>
+        <w:rPr>
+          <w:rFonts w:ascii="Arial" w:cs="Arial" w:eastAsia="Microsoft YaHei" w:hAnsi="Arial"/>
+          <w:sz w:val="40"/>
+          <w:szCs w:val="40"/>
+        </w:rPr>
+        <w:t xml:space="preserve">近 </w:t>
+      </w:r>
+      <w:r>
+        <w:rPr>
+          <w:rFonts w:ascii="Arial" w:cs="Arial" w:eastAsia="Microsoft YaHei" w:hAnsi="Arial"/>
+          <w:b/>
+          <w:bCs/>
+          <w:color w:val="C2410C"/>
+          <w:sz w:val="40"/>
+          <w:szCs w:val="40"/>
+        </w:rPr>
+        <w:t xml:space="preserve">2,100 </w:t>
+      </w:r>
+      <w:r>
+        <w:rPr>
+          <w:rFonts w:ascii="Arial" w:cs="Arial" w:eastAsia="Microsoft YaHei" w:hAnsi="Arial"/>
+          <w:sz w:val="40"/>
+          <w:szCs w:val="40"/>
+        </w:rPr>
+        <w:t xml:space="preserve">个免费频道。</w:t>
+      </w:r>
+    </w:p>
+    <w:p>
+      <w:pPr>
+        <w:keepLines/>
+        <w:spacing w:after="10" w:line="440"/>
+      </w:pPr>
+      <w:r>
+        <w:rPr>
+          <w:rFonts w:ascii="Arial" w:cs="Arial" w:eastAsia="Microsoft YaHei" w:hAnsi="Arial"/>
+          <w:sz w:val="40"/>
+          <w:szCs w:val="40"/>
+        </w:rPr>
+        <w:t xml:space="preserve">找节目更费劲，</w:t>
+      </w:r>
+    </w:p>
+    <w:p>
+      <w:pPr>
+        <w:keepLines/>
+        <w:spacing w:after="100" w:line="440"/>
+      </w:pPr>
+      <w:r>
+        <w:rPr>
+          <w:rFonts w:ascii="Arial" w:cs="Arial" w:eastAsia="Microsoft YaHei" w:hAnsi="Arial"/>
+          <w:sz w:val="40"/>
+          <w:szCs w:val="40"/>
+        </w:rPr>
+        <w:t xml:space="preserve">AI 聊天机器人成了新的方式。</w:t>
+      </w:r>
+    </w:p>
+    <w:p>
+      <w:pPr>
+        <w:keepLines/>
+        <w:spacing w:after="10" w:line="440"/>
+      </w:pPr>
+      <w:r>
+        <w:rPr>
+          <w:rFonts w:ascii="Arial" w:cs="Arial" w:eastAsia="Microsoft YaHei" w:hAnsi="Arial"/>
+          <w:sz w:val="40"/>
+          <w:szCs w:val="40"/>
+        </w:rPr>
+        <w:t xml:space="preserve">报告提出三个问题：</w:t>
+      </w:r>
+    </w:p>
+    <w:p>
+      <w:pPr>
+        <w:keepLines/>
+        <w:spacing w:after="10" w:line="440"/>
+      </w:pPr>
+      <w:r>
+        <w:rPr>
+          <w:rFonts w:ascii="Arial" w:cs="Arial" w:eastAsia="Microsoft YaHei" w:hAnsi="Arial"/>
+          <w:sz w:val="40"/>
+          <w:szCs w:val="40"/>
+        </w:rPr>
+        <w:t xml:space="preserve">各年龄段使用 AI 的频率，</w:t>
       </w:r>
     </w:p>
     <w:p>
@@ -524,7 +675,7 @@
           <w:sz w:val="40"/>
           <w:szCs w:val="40"/>
         </w:rPr>
-        <w:t xml:space="preserve">需要留意，</w:t>
+        <w:t xml:space="preserve">留意：</w:t>
       </w:r>
     </w:p>
     <w:p>
@@ -595,7 +746,7 @@
           <w:sz w:val="28"/>
           <w:szCs w:val="28"/>
         </w:rPr>
-        <w:t xml:space="preserve">　研究方法　累计 1:45</w:t>
+        <w:t xml:space="preserve">　研究方法　累计 1:55</w:t>
       </w:r>
     </w:p>
     <w:p>
@@ -619,20 +770,6 @@
     <w:p>
       <w:pPr>
         <w:keepLines/>
-        <w:spacing w:after="10" w:line="440"/>
-      </w:pPr>
-      <w:r>
-        <w:rPr>
-          <w:rFonts w:ascii="Arial" w:cs="Arial" w:eastAsia="Microsoft YaHei" w:hAnsi="Arial"/>
-          <w:sz w:val="40"/>
-          <w:szCs w:val="40"/>
-        </w:rPr>
-        <w:t xml:space="preserve">研究方法方面，</w:t>
-      </w:r>
-    </w:p>
-    <w:p>
-      <w:pPr>
-        <w:keepLines/>
         <w:spacing w:after="100" w:line="440"/>
       </w:pPr>
       <w:r>
@@ -655,7 +792,7 @@
           <w:sz w:val="40"/>
           <w:szCs w:val="40"/>
         </w:rPr>
-        <w:t xml:space="preserve">第一项在 </w:t>
+        <w:t xml:space="preserve">调查一在 </w:t>
       </w:r>
       <w:r>
         <w:rPr>
@@ -718,34 +855,15 @@
     <w:p>
       <w:pPr>
         <w:keepLines/>
-        <w:spacing w:after="100" w:line="440"/>
-      </w:pPr>
-      <w:r>
-        <w:rPr>
-          <w:rFonts w:ascii="Arial" w:cs="Arial" w:eastAsia="Microsoft YaHei" w:hAnsi="Arial"/>
-          <w:sz w:val="40"/>
-          <w:szCs w:val="40"/>
-        </w:rPr>
-        <w:t xml:space="preserve">对象是 </w:t>
-      </w:r>
-      <w:r>
-        <w:rPr>
-          <w:rFonts w:ascii="Arial" w:cs="Arial" w:eastAsia="Microsoft YaHei" w:hAnsi="Arial"/>
-          <w:b/>
-          <w:bCs/>
-          <w:color w:val="C2410C"/>
-          <w:sz w:val="40"/>
-          <w:szCs w:val="40"/>
-        </w:rPr>
-        <w:t xml:space="preserve">4003 名</w:t>
-      </w:r>
-      <w:r>
-        <w:rPr>
-          <w:rFonts w:ascii="Arial" w:cs="Arial" w:eastAsia="Microsoft YaHei" w:hAnsi="Arial"/>
-          <w:sz w:val="40"/>
-          <w:szCs w:val="40"/>
-        </w:rPr>
-        <w:t xml:space="preserve"> </w:t>
+        <w:spacing w:after="10" w:line="440"/>
+      </w:pPr>
+      <w:r>
+        <w:rPr>
+          <w:rFonts w:ascii="Arial" w:cs="Arial" w:eastAsia="Microsoft YaHei" w:hAnsi="Arial"/>
+          <w:sz w:val="40"/>
+          <w:szCs w:val="40"/>
+        </w:rPr>
+        <w:t xml:space="preserve">对象是美国 </w:t>
       </w:r>
       <w:r>
         <w:rPr>
@@ -783,21 +901,46 @@
           <w:sz w:val="40"/>
           <w:szCs w:val="40"/>
         </w:rPr>
-        <w:t xml:space="preserve">的美国 AI 聊天机器人用户。</w:t>
-      </w:r>
-    </w:p>
-    <w:p>
-      <w:pPr>
-        <w:keepLines/>
-        <w:spacing w:after="10" w:line="440"/>
-      </w:pPr>
-      <w:r>
-        <w:rPr>
-          <w:rFonts w:ascii="Arial" w:cs="Arial" w:eastAsia="Microsoft YaHei" w:hAnsi="Arial"/>
-          <w:sz w:val="40"/>
-          <w:szCs w:val="40"/>
-        </w:rPr>
-        <w:t xml:space="preserve">第二项在 </w:t>
+        <w:t xml:space="preserve">的 AI 聊天机器人用户，</w:t>
+      </w:r>
+    </w:p>
+    <w:p>
+      <w:pPr>
+        <w:keepLines/>
+        <w:spacing w:after="100" w:line="440"/>
+      </w:pPr>
+      <w:r>
+        <w:rPr>
+          <w:rFonts w:ascii="Arial" w:cs="Arial" w:eastAsia="Microsoft YaHei" w:hAnsi="Arial"/>
+          <w:b/>
+          <w:bCs/>
+          <w:color w:val="C2410C"/>
+          <w:sz w:val="40"/>
+          <w:szCs w:val="40"/>
+        </w:rPr>
+        <w:t xml:space="preserve">4003 </w:t>
+      </w:r>
+      <w:r>
+        <w:rPr>
+          <w:rFonts w:ascii="Arial" w:cs="Arial" w:eastAsia="Microsoft YaHei" w:hAnsi="Arial"/>
+          <w:sz w:val="40"/>
+          <w:szCs w:val="40"/>
+        </w:rPr>
+        <w:t xml:space="preserve">人。</w:t>
+      </w:r>
+    </w:p>
+    <w:p>
+      <w:pPr>
+        <w:keepLines/>
+        <w:spacing w:after="10" w:line="440"/>
+      </w:pPr>
+      <w:r>
+        <w:rPr>
+          <w:rFonts w:ascii="Arial" w:cs="Arial" w:eastAsia="Microsoft YaHei" w:hAnsi="Arial"/>
+          <w:sz w:val="40"/>
+          <w:szCs w:val="40"/>
+        </w:rPr>
+        <w:t xml:space="preserve">调查二在 </w:t>
       </w:r>
       <w:r>
         <w:rPr>
@@ -816,21 +959,59 @@
           <w:sz w:val="40"/>
           <w:szCs w:val="40"/>
         </w:rPr>
-        <w:t xml:space="preserve">年夏天进行，</w:t>
-      </w:r>
-    </w:p>
-    <w:p>
-      <w:pPr>
-        <w:keepLines/>
-        <w:spacing w:after="10" w:line="440"/>
-      </w:pPr>
-      <w:r>
-        <w:rPr>
-          <w:rFonts w:ascii="Arial" w:cs="Arial" w:eastAsia="Microsoft YaHei" w:hAnsi="Arial"/>
-          <w:sz w:val="40"/>
-          <w:szCs w:val="40"/>
-        </w:rPr>
-        <w:t xml:space="preserve">覆盖六国，</w:t>
+        <w:t xml:space="preserve">年 </w:t>
+      </w:r>
+      <w:r>
+        <w:rPr>
+          <w:rFonts w:ascii="Arial" w:cs="Arial" w:eastAsia="Microsoft YaHei" w:hAnsi="Arial"/>
+          <w:b/>
+          <w:bCs/>
+          <w:color w:val="C2410C"/>
+          <w:sz w:val="40"/>
+          <w:szCs w:val="40"/>
+        </w:rPr>
+        <w:t xml:space="preserve">7 </w:t>
+      </w:r>
+      <w:r>
+        <w:rPr>
+          <w:rFonts w:ascii="Arial" w:cs="Arial" w:eastAsia="Microsoft YaHei" w:hAnsi="Arial"/>
+          <w:sz w:val="40"/>
+          <w:szCs w:val="40"/>
+        </w:rPr>
+        <w:t xml:space="preserve">至 </w:t>
+      </w:r>
+      <w:r>
+        <w:rPr>
+          <w:rFonts w:ascii="Arial" w:cs="Arial" w:eastAsia="Microsoft YaHei" w:hAnsi="Arial"/>
+          <w:b/>
+          <w:bCs/>
+          <w:color w:val="C2410C"/>
+          <w:sz w:val="40"/>
+          <w:szCs w:val="40"/>
+        </w:rPr>
+        <w:t xml:space="preserve">8 </w:t>
+      </w:r>
+      <w:r>
+        <w:rPr>
+          <w:rFonts w:ascii="Arial" w:cs="Arial" w:eastAsia="Microsoft YaHei" w:hAnsi="Arial"/>
+          <w:sz w:val="40"/>
+          <w:szCs w:val="40"/>
+        </w:rPr>
+        <w:t xml:space="preserve">月进行，</w:t>
+      </w:r>
+    </w:p>
+    <w:p>
+      <w:pPr>
+        <w:keepLines/>
+        <w:spacing w:after="10" w:line="440"/>
+      </w:pPr>
+      <w:r>
+        <w:rPr>
+          <w:rFonts w:ascii="Arial" w:cs="Arial" w:eastAsia="Microsoft YaHei" w:hAnsi="Arial"/>
+          <w:sz w:val="40"/>
+          <w:szCs w:val="40"/>
+        </w:rPr>
+        <w:t xml:space="preserve">对象是六国流媒体用户，</w:t>
       </w:r>
     </w:p>
     <w:p>
@@ -855,15 +1036,15 @@
           <w:sz w:val="40"/>
           <w:szCs w:val="40"/>
         </w:rPr>
-        <w:t xml:space="preserve">500 名</w:t>
-      </w:r>
-      <w:r>
-        <w:rPr>
-          <w:rFonts w:ascii="Arial" w:cs="Arial" w:eastAsia="Microsoft YaHei" w:hAnsi="Arial"/>
-          <w:sz w:val="40"/>
-          <w:szCs w:val="40"/>
-        </w:rPr>
-        <w:t xml:space="preserve">流媒体用户。</w:t>
+        <w:t xml:space="preserve">500 </w:t>
+      </w:r>
+      <w:r>
+        <w:rPr>
+          <w:rFonts w:ascii="Arial" w:cs="Arial" w:eastAsia="Microsoft YaHei" w:hAnsi="Arial"/>
+          <w:sz w:val="40"/>
+          <w:szCs w:val="40"/>
+        </w:rPr>
+        <w:t xml:space="preserve">人。</w:t>
       </w:r>
     </w:p>
     <w:p>
@@ -892,6 +1073,39 @@
           <w:szCs w:val="40"/>
         </w:rPr>
         <w:t xml:space="preserve">报告都没有说明抽样方法。</w:t>
+      </w:r>
+    </w:p>
+    <w:p>
+      <w:pPr>
+        <w:keepLines/>
+        <w:spacing w:after="100" w:line="440"/>
+      </w:pPr>
+      <w:r>
+        <w:rPr>
+          <w:rFonts w:ascii="Arial" w:cs="Arial" w:eastAsia="Microsoft YaHei" w:hAnsi="Arial"/>
+          <w:sz w:val="40"/>
+          <w:szCs w:val="40"/>
+        </w:rPr>
+        <w:t xml:space="preserve">另外引用了 </w:t>
+      </w:r>
+      <w:r>
+        <w:rPr>
+          <w:rFonts w:ascii="Arial" w:cs="Arial" w:eastAsia="Microsoft YaHei" w:hAnsi="Arial"/>
+          <w:b/>
+          <w:bCs/>
+          <w:color w:val="C2410C"/>
+          <w:sz w:val="40"/>
+          <w:szCs w:val="40"/>
+        </w:rPr>
+        <w:t xml:space="preserve">11 </w:t>
+      </w:r>
+      <w:r>
+        <w:rPr>
+          <w:rFonts w:ascii="Arial" w:cs="Arial" w:eastAsia="Microsoft YaHei" w:hAnsi="Arial"/>
+          <w:sz w:val="40"/>
+          <w:szCs w:val="40"/>
+        </w:rPr>
+        <w:t xml:space="preserve">个外部来源。</w:t>
       </w:r>
     </w:p>
     <w:p>
@@ -934,7 +1148,7 @@
           <w:sz w:val="28"/>
           <w:szCs w:val="28"/>
         </w:rPr>
-        <w:t xml:space="preserve">　研究结论一二　累计 2:05</w:t>
+        <w:t xml:space="preserve">　研究结论一二　累计 2:25</w:t>
       </w:r>
     </w:p>
     <w:p>
@@ -966,7 +1180,7 @@
           <w:sz w:val="40"/>
           <w:szCs w:val="40"/>
         </w:rPr>
-        <w:t xml:space="preserve">再看研究结论，共</w:t>
+        <w:t xml:space="preserve">研究结论共</w:t>
       </w:r>
       <w:r>
         <w:rPr>
@@ -999,21 +1213,7 @@
           <w:sz w:val="40"/>
           <w:szCs w:val="40"/>
         </w:rPr>
-        <w:t xml:space="preserve">第一项，</w:t>
-      </w:r>
-    </w:p>
-    <w:p>
-      <w:pPr>
-        <w:keepLines/>
-        <w:spacing w:after="10" w:line="440"/>
-      </w:pPr>
-      <w:r>
-        <w:rPr>
-          <w:rFonts w:ascii="Arial" w:cs="Arial" w:eastAsia="Microsoft YaHei" w:hAnsi="Arial"/>
-          <w:sz w:val="40"/>
-          <w:szCs w:val="40"/>
-        </w:rPr>
-        <w:t xml:space="preserve">年轻人越来越依赖 AI：</w:t>
+        <w:t xml:space="preserve">结论一，</w:t>
       </w:r>
     </w:p>
     <w:p>
@@ -1082,7 +1282,26 @@
           <w:sz w:val="40"/>
           <w:szCs w:val="40"/>
         </w:rPr>
-        <w:t xml:space="preserve"> 说使用增加，</w:t>
+        <w:t xml:space="preserve"> 说近 </w:t>
+      </w:r>
+      <w:r>
+        <w:rPr>
+          <w:rFonts w:ascii="Arial" w:cs="Arial" w:eastAsia="Microsoft YaHei" w:hAnsi="Arial"/>
+          <w:b/>
+          <w:bCs/>
+          <w:color w:val="C2410C"/>
+          <w:sz w:val="40"/>
+          <w:szCs w:val="40"/>
+        </w:rPr>
+        <w:t xml:space="preserve">18 </w:t>
+      </w:r>
+      <w:r>
+        <w:rPr>
+          <w:rFonts w:ascii="Arial" w:cs="Arial" w:eastAsia="Microsoft YaHei" w:hAnsi="Arial"/>
+          <w:sz w:val="40"/>
+          <w:szCs w:val="40"/>
+        </w:rPr>
+        <w:t xml:space="preserve">个月使用增加，</w:t>
       </w:r>
     </w:p>
     <w:p>
@@ -1107,27 +1326,27 @@
           <w:sz w:val="40"/>
           <w:szCs w:val="40"/>
         </w:rPr>
-        <w:t xml:space="preserve"> 每天使用。</w:t>
-      </w:r>
-    </w:p>
-    <w:p>
-      <w:pPr>
-        <w:keepLines/>
-        <w:spacing w:after="10" w:line="440"/>
-      </w:pPr>
-      <w:r>
-        <w:rPr>
-          <w:rFonts w:ascii="Arial" w:cs="Arial" w:eastAsia="Microsoft YaHei" w:hAnsi="Arial"/>
-          <w:sz w:val="40"/>
-          <w:szCs w:val="40"/>
-        </w:rPr>
-        <w:t xml:space="preserve">第二项，信任有限：</w:t>
-      </w:r>
-    </w:p>
-    <w:p>
-      <w:pPr>
-        <w:keepLines/>
-        <w:spacing w:after="10" w:line="440"/>
+        <w:t xml:space="preserve"> 每天使用 AI。</w:t>
+      </w:r>
+    </w:p>
+    <w:p>
+      <w:pPr>
+        <w:keepLines/>
+        <w:spacing w:after="10" w:line="440"/>
+      </w:pPr>
+      <w:r>
+        <w:rPr>
+          <w:rFonts w:ascii="Arial" w:cs="Arial" w:eastAsia="Microsoft YaHei" w:hAnsi="Arial"/>
+          <w:sz w:val="40"/>
+          <w:szCs w:val="40"/>
+        </w:rPr>
+        <w:t xml:space="preserve">结论二，</w:t>
+      </w:r>
+    </w:p>
+    <w:p>
+      <w:pPr>
+        <w:keepLines/>
+        <w:spacing w:after="100" w:line="440"/>
       </w:pPr>
       <w:r>
         <w:rPr>
@@ -1146,21 +1365,77 @@
           <w:sz w:val="40"/>
           <w:szCs w:val="40"/>
         </w:rPr>
-        <w:t xml:space="preserve"> 的受访者会核对 AI 的结果，</w:t>
-      </w:r>
-    </w:p>
-    <w:p>
-      <w:pPr>
-        <w:keepLines/>
-        <w:spacing w:after="100" w:line="440"/>
-      </w:pPr>
-      <w:r>
-        <w:rPr>
-          <w:rFonts w:ascii="Arial" w:cs="Arial" w:eastAsia="Microsoft YaHei" w:hAnsi="Arial"/>
-          <w:sz w:val="40"/>
-          <w:szCs w:val="40"/>
-        </w:rPr>
-        <w:t xml:space="preserve">因为 AI 可能出错。</w:t>
+        <w:t xml:space="preserve"> 的受访者会核对 AI 的结果。</w:t>
+      </w:r>
+    </w:p>
+    <w:p>
+      <w:pPr>
+        <w:keepLines/>
+        <w:spacing w:after="10" w:line="440"/>
+      </w:pPr>
+      <w:r>
+        <w:rPr>
+          <w:rFonts w:ascii="Arial" w:cs="Arial" w:eastAsia="Microsoft YaHei" w:hAnsi="Arial"/>
+          <w:sz w:val="40"/>
+          <w:szCs w:val="40"/>
+        </w:rPr>
+        <w:t xml:space="preserve">报告的解释是，</w:t>
+      </w:r>
+    </w:p>
+    <w:p>
+      <w:pPr>
+        <w:keepLines/>
+        <w:spacing w:after="10" w:line="440"/>
+      </w:pPr>
+      <w:r>
+        <w:rPr>
+          <w:rFonts w:ascii="Arial" w:cs="Arial" w:eastAsia="Microsoft YaHei" w:hAnsi="Arial"/>
+          <w:sz w:val="40"/>
+          <w:szCs w:val="40"/>
+        </w:rPr>
+        <w:t xml:space="preserve">AI 回答直接、可以追问，</w:t>
+      </w:r>
+    </w:p>
+    <w:p>
+      <w:pPr>
+        <w:keepLines/>
+        <w:spacing w:after="100" w:line="440"/>
+      </w:pPr>
+      <w:r>
+        <w:rPr>
+          <w:rFonts w:ascii="Arial" w:cs="Arial" w:eastAsia="Microsoft YaHei" w:hAnsi="Arial"/>
+          <w:sz w:val="40"/>
+          <w:szCs w:val="40"/>
+        </w:rPr>
+        <w:t xml:space="preserve">所以使用增加；</w:t>
+      </w:r>
+    </w:p>
+    <w:p>
+      <w:pPr>
+        <w:keepLines/>
+        <w:spacing w:after="10" w:line="440"/>
+      </w:pPr>
+      <w:r>
+        <w:rPr>
+          <w:rFonts w:ascii="Arial" w:cs="Arial" w:eastAsia="Microsoft YaHei" w:hAnsi="Arial"/>
+          <w:sz w:val="40"/>
+          <w:szCs w:val="40"/>
+        </w:rPr>
+        <w:t xml:space="preserve">但可能生成错误信息，</w:t>
+      </w:r>
+    </w:p>
+    <w:p>
+      <w:pPr>
+        <w:keepLines/>
+        <w:spacing w:after="100" w:line="440"/>
+      </w:pPr>
+      <w:r>
+        <w:rPr>
+          <w:rFonts w:ascii="Arial" w:cs="Arial" w:eastAsia="Microsoft YaHei" w:hAnsi="Arial"/>
+          <w:sz w:val="40"/>
+          <w:szCs w:val="40"/>
+        </w:rPr>
+        <w:t xml:space="preserve">所以需要核对。</w:t>
       </w:r>
     </w:p>
     <w:p>
@@ -1203,7 +1478,7 @@
           <w:sz w:val="28"/>
           <w:szCs w:val="28"/>
         </w:rPr>
-        <w:t xml:space="preserve">　研究结论三四　累计 2:30</w:t>
+        <w:t xml:space="preserve">　研究结论三四　累计 2:50</w:t>
       </w:r>
     </w:p>
     <w:p>
@@ -1221,49 +1496,68 @@
           <w:sz w:val="34"/>
           <w:szCs w:val="34"/>
         </w:rPr>
-        <w:t xml:space="preserve">结论三：14 分钟 → 54% 可能退订；结论四：接行业数据</w:t>
-      </w:r>
-    </w:p>
-    <w:p>
-      <w:pPr>
-        <w:keepLines/>
-        <w:spacing w:after="10" w:line="440"/>
-      </w:pPr>
-      <w:r>
-        <w:rPr>
-          <w:rFonts w:ascii="Arial" w:cs="Arial" w:eastAsia="Microsoft YaHei" w:hAnsi="Arial"/>
-          <w:sz w:val="40"/>
-          <w:szCs w:val="40"/>
-        </w:rPr>
-        <w:t xml:space="preserve">第三项，</w:t>
-      </w:r>
-    </w:p>
-    <w:p>
-      <w:pPr>
-        <w:keepLines/>
-        <w:spacing w:after="100" w:line="440"/>
-      </w:pPr>
-      <w:r>
-        <w:rPr>
-          <w:rFonts w:ascii="Arial" w:cs="Arial" w:eastAsia="Microsoft YaHei" w:hAnsi="Arial"/>
-          <w:sz w:val="40"/>
-          <w:szCs w:val="40"/>
-        </w:rPr>
-        <w:t xml:space="preserve">内容难找可能导致退订。</w:t>
-      </w:r>
-    </w:p>
-    <w:p>
-      <w:pPr>
-        <w:keepLines/>
-        <w:spacing w:after="10" w:line="440"/>
-      </w:pPr>
-      <w:r>
-        <w:rPr>
-          <w:rFonts w:ascii="Arial" w:cs="Arial" w:eastAsia="Microsoft YaHei" w:hAnsi="Arial"/>
-          <w:sz w:val="40"/>
-          <w:szCs w:val="40"/>
-        </w:rPr>
-        <w:t xml:space="preserve">受访者平均要花 </w:t>
+        <w:t xml:space="preserve">结论三：联网电视 54%、14 分钟、54% 可能退订；结论四：接行业数据</w:t>
+      </w:r>
+    </w:p>
+    <w:p>
+      <w:pPr>
+        <w:keepLines/>
+        <w:spacing w:after="10" w:line="440"/>
+      </w:pPr>
+      <w:r>
+        <w:rPr>
+          <w:rFonts w:ascii="Arial" w:cs="Arial" w:eastAsia="Microsoft YaHei" w:hAnsi="Arial"/>
+          <w:sz w:val="40"/>
+          <w:szCs w:val="40"/>
+        </w:rPr>
+        <w:t xml:space="preserve">结论三，</w:t>
+      </w:r>
+    </w:p>
+    <w:p>
+      <w:pPr>
+        <w:keepLines/>
+        <w:spacing w:after="10" w:line="440"/>
+      </w:pPr>
+      <w:r>
+        <w:rPr>
+          <w:rFonts w:ascii="Arial" w:cs="Arial" w:eastAsia="Microsoft YaHei" w:hAnsi="Arial"/>
+          <w:sz w:val="40"/>
+          <w:szCs w:val="40"/>
+        </w:rPr>
+        <w:t xml:space="preserve">联网电视已占美国电视时长的 </w:t>
+      </w:r>
+      <w:r>
+        <w:rPr>
+          <w:rFonts w:ascii="Arial" w:cs="Arial" w:eastAsia="Microsoft YaHei" w:hAnsi="Arial"/>
+          <w:b/>
+          <w:bCs/>
+          <w:color w:val="C2410C"/>
+          <w:sz w:val="40"/>
+          <w:szCs w:val="40"/>
+        </w:rPr>
+        <w:t xml:space="preserve">54%</w:t>
+      </w:r>
+      <w:r>
+        <w:rPr>
+          <w:rFonts w:ascii="Arial" w:cs="Arial" w:eastAsia="Microsoft YaHei" w:hAnsi="Arial"/>
+          <w:sz w:val="40"/>
+          <w:szCs w:val="40"/>
+        </w:rPr>
+        <w:t xml:space="preserve">，</w:t>
+      </w:r>
+    </w:p>
+    <w:p>
+      <w:pPr>
+        <w:keepLines/>
+        <w:spacing w:after="10" w:line="440"/>
+      </w:pPr>
+      <w:r>
+        <w:rPr>
+          <w:rFonts w:ascii="Arial" w:cs="Arial" w:eastAsia="Microsoft YaHei" w:hAnsi="Arial"/>
+          <w:sz w:val="40"/>
+          <w:szCs w:val="40"/>
+        </w:rPr>
+        <w:t xml:space="preserve">用户平均要花 </w:t>
       </w:r>
       <w:r>
         <w:rPr>
@@ -1288,7 +1582,7 @@
     <w:p>
       <w:pPr>
         <w:keepLines/>
-        <w:spacing w:after="10" w:line="440"/>
+        <w:spacing w:after="100" w:line="440"/>
       </w:pPr>
       <w:r>
         <w:rPr>
@@ -1326,7 +1620,7 @@
           <w:sz w:val="40"/>
           <w:szCs w:val="40"/>
         </w:rPr>
-        <w:t xml:space="preserve">的受访者中 </w:t>
+        <w:t xml:space="preserve">受访者中 </w:t>
       </w:r>
       <w:r>
         <w:rPr>
@@ -1345,21 +1639,35 @@
           <w:sz w:val="40"/>
           <w:szCs w:val="40"/>
         </w:rPr>
-        <w:t xml:space="preserve"> 表示可能因此退订，</w:t>
-      </w:r>
-    </w:p>
-    <w:p>
-      <w:pPr>
-        <w:keepLines/>
-        <w:spacing w:after="100" w:line="440"/>
-      </w:pPr>
-      <w:r>
-        <w:rPr>
-          <w:rFonts w:ascii="Arial" w:cs="Arial" w:eastAsia="Microsoft YaHei" w:hAnsi="Arial"/>
-          <w:sz w:val="40"/>
-          <w:szCs w:val="40"/>
-        </w:rPr>
-        <w:t xml:space="preserve">AI 也只能正确回答约</w:t>
+        <w:t xml:space="preserve"> 表示可能因此退订。</w:t>
+      </w:r>
+    </w:p>
+    <w:p>
+      <w:pPr>
+        <w:keepLines/>
+        <w:spacing w:after="10" w:line="440"/>
+      </w:pPr>
+      <w:r>
+        <w:rPr>
+          <w:rFonts w:ascii="Arial" w:cs="Arial" w:eastAsia="Microsoft YaHei" w:hAnsi="Arial"/>
+          <w:sz w:val="40"/>
+          <w:szCs w:val="40"/>
+        </w:rPr>
+        <w:t xml:space="preserve">结论四，</w:t>
+      </w:r>
+    </w:p>
+    <w:p>
+      <w:pPr>
+        <w:keepLines/>
+        <w:spacing w:after="10" w:line="440"/>
+      </w:pPr>
+      <w:r>
+        <w:rPr>
+          <w:rFonts w:ascii="Arial" w:cs="Arial" w:eastAsia="Microsoft YaHei" w:hAnsi="Arial"/>
+          <w:sz w:val="40"/>
+          <w:szCs w:val="40"/>
+        </w:rPr>
+        <w:t xml:space="preserve">测试显示 AI 只能正确回答约</w:t>
       </w:r>
       <w:r>
         <w:rPr>
@@ -1378,54 +1686,35 @@
           <w:sz w:val="40"/>
           <w:szCs w:val="40"/>
         </w:rPr>
-        <w:t xml:space="preserve">的播出平台。</w:t>
-      </w:r>
-    </w:p>
-    <w:p>
-      <w:pPr>
-        <w:keepLines/>
-        <w:spacing w:after="10" w:line="440"/>
-      </w:pPr>
-      <w:r>
-        <w:rPr>
-          <w:rFonts w:ascii="Arial" w:cs="Arial" w:eastAsia="Microsoft YaHei" w:hAnsi="Arial"/>
-          <w:sz w:val="40"/>
-          <w:szCs w:val="40"/>
-        </w:rPr>
-        <w:t xml:space="preserve">第</w:t>
-      </w:r>
-      <w:r>
-        <w:rPr>
-          <w:rFonts w:ascii="Arial" w:cs="Arial" w:eastAsia="Microsoft YaHei" w:hAnsi="Arial"/>
-          <w:b/>
-          <w:bCs/>
-          <w:color w:val="C2410C"/>
-          <w:sz w:val="40"/>
-          <w:szCs w:val="40"/>
-        </w:rPr>
-        <w:t xml:space="preserve">四项</w:t>
-      </w:r>
-      <w:r>
-        <w:rPr>
-          <w:rFonts w:ascii="Arial" w:cs="Arial" w:eastAsia="Microsoft YaHei" w:hAnsi="Arial"/>
-          <w:sz w:val="40"/>
-          <w:szCs w:val="40"/>
-        </w:rPr>
-        <w:t xml:space="preserve">，</w:t>
-      </w:r>
-    </w:p>
-    <w:p>
-      <w:pPr>
-        <w:keepLines/>
-        <w:spacing w:after="100" w:line="440"/>
-      </w:pPr>
-      <w:r>
-        <w:rPr>
-          <w:rFonts w:ascii="Arial" w:cs="Arial" w:eastAsia="Microsoft YaHei" w:hAnsi="Arial"/>
-          <w:sz w:val="40"/>
-          <w:szCs w:val="40"/>
-        </w:rPr>
-        <w:t xml:space="preserve">因此 AI 需要接入可靠的行业数据。</w:t>
+        <w:t xml:space="preserve">的播出平台，</w:t>
+      </w:r>
+    </w:p>
+    <w:p>
+      <w:pPr>
+        <w:keepLines/>
+        <w:spacing w:after="10" w:line="440"/>
+      </w:pPr>
+      <w:r>
+        <w:rPr>
+          <w:rFonts w:ascii="Arial" w:cs="Arial" w:eastAsia="Microsoft YaHei" w:hAnsi="Arial"/>
+          <w:sz w:val="40"/>
+          <w:szCs w:val="40"/>
+        </w:rPr>
+        <w:t xml:space="preserve">所以报告提出，</w:t>
+      </w:r>
+    </w:p>
+    <w:p>
+      <w:pPr>
+        <w:keepLines/>
+        <w:spacing w:after="100" w:line="440"/>
+      </w:pPr>
+      <w:r>
+        <w:rPr>
+          <w:rFonts w:ascii="Arial" w:cs="Arial" w:eastAsia="Microsoft YaHei" w:hAnsi="Arial"/>
+          <w:sz w:val="40"/>
+          <w:szCs w:val="40"/>
+        </w:rPr>
+        <w:t xml:space="preserve">AI 需要接入可靠的行业数据。</w:t>
       </w:r>
     </w:p>
     <w:p>
@@ -1468,7 +1757,7 @@
           <w:sz w:val="28"/>
           <w:szCs w:val="28"/>
         </w:rPr>
-        <w:t xml:space="preserve">　评价思路　累计 2:45</w:t>
+        <w:t xml:space="preserve">　评价思路　累计 3:00</w:t>
       </w:r>
     </w:p>
     <w:p>
@@ -1486,105 +1775,96 @@
           <w:sz w:val="34"/>
           <w:szCs w:val="34"/>
         </w:rPr>
-        <w:t xml:space="preserve">四个环节，从四个方面逐项检查</w:t>
-      </w:r>
-    </w:p>
-    <w:p>
-      <w:pPr>
-        <w:keepLines/>
-        <w:spacing w:after="100" w:line="440"/>
-      </w:pPr>
-      <w:r>
-        <w:rPr>
-          <w:rFonts w:ascii="Arial" w:cs="Arial" w:eastAsia="Microsoft YaHei" w:hAnsi="Arial"/>
-          <w:sz w:val="40"/>
-          <w:szCs w:val="40"/>
-        </w:rPr>
-        <w:t xml:space="preserve">接下来评价。</w:t>
-      </w:r>
-    </w:p>
-    <w:p>
-      <w:pPr>
-        <w:keepLines/>
-        <w:spacing w:after="10" w:line="440"/>
-      </w:pPr>
-      <w:r>
-        <w:rPr>
-          <w:rFonts w:ascii="Arial" w:cs="Arial" w:eastAsia="Microsoft YaHei" w:hAnsi="Arial"/>
-          <w:sz w:val="40"/>
-          <w:szCs w:val="40"/>
-        </w:rPr>
-        <w:t xml:space="preserve">报告的推论是一条链：</w:t>
-      </w:r>
-    </w:p>
-    <w:p>
-      <w:pPr>
-        <w:keepLines/>
-        <w:spacing w:after="10" w:line="440"/>
-      </w:pPr>
-      <w:r>
-        <w:rPr>
-          <w:rFonts w:ascii="Arial" w:cs="Arial" w:eastAsia="Microsoft YaHei" w:hAnsi="Arial"/>
-          <w:sz w:val="40"/>
-          <w:szCs w:val="40"/>
-        </w:rPr>
-        <w:t xml:space="preserve">依赖 AI，信任有限，</w:t>
-      </w:r>
-    </w:p>
-    <w:p>
-      <w:pPr>
-        <w:keepLines/>
-        <w:spacing w:after="10" w:line="440"/>
-      </w:pPr>
-      <w:r>
-        <w:rPr>
-          <w:rFonts w:ascii="Arial" w:cs="Arial" w:eastAsia="Microsoft YaHei" w:hAnsi="Arial"/>
-          <w:sz w:val="40"/>
-          <w:szCs w:val="40"/>
-        </w:rPr>
-        <w:t xml:space="preserve">难找导致退订，</w:t>
-      </w:r>
-    </w:p>
-    <w:p>
-      <w:pPr>
-        <w:keepLines/>
-        <w:spacing w:after="100" w:line="440"/>
-      </w:pPr>
-      <w:r>
-        <w:rPr>
-          <w:rFonts w:ascii="Arial" w:cs="Arial" w:eastAsia="Microsoft YaHei" w:hAnsi="Arial"/>
-          <w:sz w:val="40"/>
-          <w:szCs w:val="40"/>
-        </w:rPr>
-        <w:t xml:space="preserve">所以要接入行业数据。</w:t>
-      </w:r>
-    </w:p>
-    <w:p>
-      <w:pPr>
-        <w:keepLines/>
-        <w:spacing w:after="10" w:line="440"/>
-      </w:pPr>
-      <w:r>
-        <w:rPr>
-          <w:rFonts w:ascii="Arial" w:cs="Arial" w:eastAsia="Microsoft YaHei" w:hAnsi="Arial"/>
-          <w:sz w:val="40"/>
-          <w:szCs w:val="40"/>
-        </w:rPr>
-        <w:t xml:space="preserve">我从调查对象、范围、</w:t>
-      </w:r>
-    </w:p>
-    <w:p>
-      <w:pPr>
-        <w:keepLines/>
-        <w:spacing w:after="100" w:line="440"/>
-      </w:pPr>
-      <w:r>
-        <w:rPr>
-          <w:rFonts w:ascii="Arial" w:cs="Arial" w:eastAsia="Microsoft YaHei" w:hAnsi="Arial"/>
-          <w:sz w:val="40"/>
-          <w:szCs w:val="40"/>
-        </w:rPr>
-        <w:t xml:space="preserve">时间和研究方法四个方面逐项检查。</w:t>
+        <w:t xml:space="preserve">四项结论是一条推论链；四个方面逐项检验</w:t>
+      </w:r>
+    </w:p>
+    <w:p>
+      <w:pPr>
+        <w:keepLines/>
+        <w:spacing w:after="100" w:line="440"/>
+      </w:pPr>
+      <w:r>
+        <w:rPr>
+          <w:rFonts w:ascii="Arial" w:cs="Arial" w:eastAsia="Microsoft YaHei" w:hAnsi="Arial"/>
+          <w:sz w:val="40"/>
+          <w:szCs w:val="40"/>
+        </w:rPr>
+        <w:t xml:space="preserve">报告的</w:t>
+      </w:r>
+      <w:r>
+        <w:rPr>
+          <w:rFonts w:ascii="Arial" w:cs="Arial" w:eastAsia="Microsoft YaHei" w:hAnsi="Arial"/>
+          <w:b/>
+          <w:bCs/>
+          <w:color w:val="C2410C"/>
+          <w:sz w:val="40"/>
+          <w:szCs w:val="40"/>
+        </w:rPr>
+        <w:t xml:space="preserve">四项</w:t>
+      </w:r>
+      <w:r>
+        <w:rPr>
+          <w:rFonts w:ascii="Arial" w:cs="Arial" w:eastAsia="Microsoft YaHei" w:hAnsi="Arial"/>
+          <w:sz w:val="40"/>
+          <w:szCs w:val="40"/>
+        </w:rPr>
+        <w:t xml:space="preserve">结论是一条推论链。</w:t>
+      </w:r>
+    </w:p>
+    <w:p>
+      <w:pPr>
+        <w:keepLines/>
+        <w:spacing w:after="10" w:line="440"/>
+      </w:pPr>
+      <w:r>
+        <w:rPr>
+          <w:rFonts w:ascii="Arial" w:cs="Arial" w:eastAsia="Microsoft YaHei" w:hAnsi="Arial"/>
+          <w:sz w:val="40"/>
+          <w:szCs w:val="40"/>
+        </w:rPr>
+        <w:t xml:space="preserve">下面从调查对象、</w:t>
+      </w:r>
+    </w:p>
+    <w:p>
+      <w:pPr>
+        <w:keepLines/>
+        <w:spacing w:after="10" w:line="440"/>
+      </w:pPr>
+      <w:r>
+        <w:rPr>
+          <w:rFonts w:ascii="Arial" w:cs="Arial" w:eastAsia="Microsoft YaHei" w:hAnsi="Arial"/>
+          <w:sz w:val="40"/>
+          <w:szCs w:val="40"/>
+        </w:rPr>
+        <w:t xml:space="preserve">调查范围、</w:t>
+      </w:r>
+    </w:p>
+    <w:p>
+      <w:pPr>
+        <w:keepLines/>
+        <w:spacing w:after="10" w:line="440"/>
+      </w:pPr>
+      <w:r>
+        <w:rPr>
+          <w:rFonts w:ascii="Arial" w:cs="Arial" w:eastAsia="Microsoft YaHei" w:hAnsi="Arial"/>
+          <w:sz w:val="40"/>
+          <w:szCs w:val="40"/>
+        </w:rPr>
+        <w:t xml:space="preserve">调查时间和研究方法四个方面，</w:t>
+      </w:r>
+    </w:p>
+    <w:p>
+      <w:pPr>
+        <w:keepLines/>
+        <w:spacing w:after="100" w:line="440"/>
+      </w:pPr>
+      <w:r>
+        <w:rPr>
+          <w:rFonts w:ascii="Arial" w:cs="Arial" w:eastAsia="Microsoft YaHei" w:hAnsi="Arial"/>
+          <w:sz w:val="40"/>
+          <w:szCs w:val="40"/>
+        </w:rPr>
+        <w:t xml:space="preserve">逐项检验。</w:t>
       </w:r>
     </w:p>
     <w:p>
@@ -1627,7 +1907,7 @@
           <w:sz w:val="28"/>
           <w:szCs w:val="28"/>
         </w:rPr>
-        <w:t xml:space="preserve">　调查对象　累计 3:05</w:t>
+        <w:t xml:space="preserve">　调查对象　累计 3:15</w:t>
       </w:r>
     </w:p>
     <w:p>
@@ -1645,21 +1925,21 @@
           <w:sz w:val="34"/>
           <w:szCs w:val="34"/>
         </w:rPr>
-        <w:t xml:space="preserve">样本全是 AI 用户，不能代表所有人</w:t>
-      </w:r>
-    </w:p>
-    <w:p>
-      <w:pPr>
-        <w:keepLines/>
-        <w:spacing w:after="100" w:line="440"/>
-      </w:pPr>
-      <w:r>
-        <w:rPr>
-          <w:rFonts w:ascii="Arial" w:cs="Arial" w:eastAsia="Microsoft YaHei" w:hAnsi="Arial"/>
-          <w:sz w:val="40"/>
-          <w:szCs w:val="40"/>
-        </w:rPr>
-        <w:t xml:space="preserve">先看调查对象。</w:t>
+        <w:t xml:space="preserve">样本全是 AI 用户，不能推及全体美国人</w:t>
+      </w:r>
+    </w:p>
+    <w:p>
+      <w:pPr>
+        <w:keepLines/>
+        <w:spacing w:after="100" w:line="440"/>
+      </w:pPr>
+      <w:r>
+        <w:rPr>
+          <w:rFonts w:ascii="Arial" w:cs="Arial" w:eastAsia="Microsoft YaHei" w:hAnsi="Arial"/>
+          <w:sz w:val="40"/>
+          <w:szCs w:val="40"/>
+        </w:rPr>
+        <w:t xml:space="preserve">调查对象。</w:t>
       </w:r>
     </w:p>
     <w:p>
@@ -1684,87 +1964,63 @@
           <w:sz w:val="40"/>
           <w:szCs w:val="40"/>
         </w:rPr>
-        <w:t xml:space="preserve">受访者都是 AI 聊天机器人用户，</w:t>
-      </w:r>
-    </w:p>
-    <w:p>
-      <w:pPr>
-        <w:keepLines/>
-        <w:spacing w:after="100" w:line="440"/>
-      </w:pPr>
-      <w:r>
-        <w:rPr>
-          <w:rFonts w:ascii="Arial" w:cs="Arial" w:eastAsia="Microsoft YaHei" w:hAnsi="Arial"/>
-          <w:sz w:val="40"/>
-          <w:szCs w:val="40"/>
-        </w:rPr>
-        <w:t xml:space="preserve">不包括不用 AI 的人。</w:t>
-      </w:r>
-    </w:p>
-    <w:p>
-      <w:pPr>
-        <w:keepLines/>
-        <w:spacing w:after="10" w:line="440"/>
-      </w:pPr>
-      <w:r>
-        <w:rPr>
-          <w:rFonts w:ascii="Arial" w:cs="Arial" w:eastAsia="Microsoft YaHei" w:hAnsi="Arial"/>
-          <w:sz w:val="40"/>
-          <w:szCs w:val="40"/>
-        </w:rPr>
-        <w:t xml:space="preserve">所以 </w:t>
-      </w:r>
-      <w:r>
-        <w:rPr>
-          <w:rFonts w:ascii="Arial" w:cs="Arial" w:eastAsia="Microsoft YaHei" w:hAnsi="Arial"/>
-          <w:b/>
-          <w:bCs/>
-          <w:color w:val="C2410C"/>
-          <w:sz w:val="40"/>
-          <w:szCs w:val="40"/>
-        </w:rPr>
-        <w:t xml:space="preserve">54%</w:t>
-      </w:r>
-      <w:r>
-        <w:rPr>
-          <w:rFonts w:ascii="Arial" w:cs="Arial" w:eastAsia="Microsoft YaHei" w:hAnsi="Arial"/>
-          <w:sz w:val="40"/>
-          <w:szCs w:val="40"/>
-        </w:rPr>
-        <w:t xml:space="preserve"> 和 </w:t>
-      </w:r>
-      <w:r>
-        <w:rPr>
-          <w:rFonts w:ascii="Arial" w:cs="Arial" w:eastAsia="Microsoft YaHei" w:hAnsi="Arial"/>
-          <w:b/>
-          <w:bCs/>
-          <w:color w:val="C2410C"/>
-          <w:sz w:val="40"/>
-          <w:szCs w:val="40"/>
-        </w:rPr>
-        <w:t xml:space="preserve">75%</w:t>
-      </w:r>
-      <w:r>
-        <w:rPr>
-          <w:rFonts w:ascii="Arial" w:cs="Arial" w:eastAsia="Microsoft YaHei" w:hAnsi="Arial"/>
-          <w:sz w:val="40"/>
-          <w:szCs w:val="40"/>
-        </w:rPr>
-        <w:t xml:space="preserve"> 只代表 AI 用户，</w:t>
-      </w:r>
-    </w:p>
-    <w:p>
-      <w:pPr>
-        <w:keepLines/>
-        <w:spacing w:after="100" w:line="440"/>
-      </w:pPr>
-      <w:r>
-        <w:rPr>
-          <w:rFonts w:ascii="Arial" w:cs="Arial" w:eastAsia="Microsoft YaHei" w:hAnsi="Arial"/>
-          <w:sz w:val="40"/>
-          <w:szCs w:val="40"/>
-        </w:rPr>
-        <w:t xml:space="preserve">报告正文却有几处写成“美国人”。</w:t>
+        <w:t xml:space="preserve">受访者均为 AI 聊天机器人用户，</w:t>
+      </w:r>
+    </w:p>
+    <w:p>
+      <w:pPr>
+        <w:keepLines/>
+        <w:spacing w:after="10" w:line="440"/>
+      </w:pPr>
+      <w:r>
+        <w:rPr>
+          <w:rFonts w:ascii="Arial" w:cs="Arial" w:eastAsia="Microsoft YaHei" w:hAnsi="Arial"/>
+          <w:sz w:val="40"/>
+          <w:szCs w:val="40"/>
+        </w:rPr>
+        <w:t xml:space="preserve">以使用 AI 为筛选条件，</w:t>
+      </w:r>
+    </w:p>
+    <w:p>
+      <w:pPr>
+        <w:keepLines/>
+        <w:spacing w:after="100" w:line="440"/>
+      </w:pPr>
+      <w:r>
+        <w:rPr>
+          <w:rFonts w:ascii="Arial" w:cs="Arial" w:eastAsia="Microsoft YaHei" w:hAnsi="Arial"/>
+          <w:sz w:val="40"/>
+          <w:szCs w:val="40"/>
+        </w:rPr>
+        <w:t xml:space="preserve">不包括非用户。</w:t>
+      </w:r>
+    </w:p>
+    <w:p>
+      <w:pPr>
+        <w:keepLines/>
+        <w:spacing w:after="10" w:line="440"/>
+      </w:pPr>
+      <w:r>
+        <w:rPr>
+          <w:rFonts w:ascii="Arial" w:cs="Arial" w:eastAsia="Microsoft YaHei" w:hAnsi="Arial"/>
+          <w:sz w:val="40"/>
+          <w:szCs w:val="40"/>
+        </w:rPr>
+        <w:t xml:space="preserve">所以结果只代表 AI 用户，</w:t>
+      </w:r>
+    </w:p>
+    <w:p>
+      <w:pPr>
+        <w:keepLines/>
+        <w:spacing w:after="100" w:line="440"/>
+      </w:pPr>
+      <w:r>
+        <w:rPr>
+          <w:rFonts w:ascii="Arial" w:cs="Arial" w:eastAsia="Microsoft YaHei" w:hAnsi="Arial"/>
+          <w:sz w:val="40"/>
+          <w:szCs w:val="40"/>
+        </w:rPr>
+        <w:t xml:space="preserve">不能推及全体美国人。</w:t>
       </w:r>
     </w:p>
     <w:p>
@@ -1807,7 +2063,7 @@
           <w:sz w:val="28"/>
           <w:szCs w:val="28"/>
         </w:rPr>
-        <w:t xml:space="preserve">　调查范围　累计 3:25</w:t>
+        <w:t xml:space="preserve">　调查范围　累计 3:30</w:t>
       </w:r>
     </w:p>
     <w:p>
@@ -1825,35 +2081,35 @@
           <w:sz w:val="34"/>
           <w:szCs w:val="34"/>
         </w:rPr>
-        <w:t xml:space="preserve">14 分钟是六国均值，美国是 12 分钟</w:t>
-      </w:r>
-    </w:p>
-    <w:p>
-      <w:pPr>
-        <w:keepLines/>
-        <w:spacing w:after="100" w:line="440"/>
-      </w:pPr>
-      <w:r>
-        <w:rPr>
-          <w:rFonts w:ascii="Arial" w:cs="Arial" w:eastAsia="Microsoft YaHei" w:hAnsi="Arial"/>
-          <w:sz w:val="40"/>
-          <w:szCs w:val="40"/>
-        </w:rPr>
-        <w:t xml:space="preserve">再看调查范围。</w:t>
-      </w:r>
-    </w:p>
-    <w:p>
-      <w:pPr>
-        <w:keepLines/>
-        <w:spacing w:after="10" w:line="440"/>
-      </w:pPr>
-      <w:r>
-        <w:rPr>
-          <w:rFonts w:ascii="Arial" w:cs="Arial" w:eastAsia="Microsoft YaHei" w:hAnsi="Arial"/>
-          <w:sz w:val="40"/>
-          <w:szCs w:val="40"/>
-        </w:rPr>
-        <w:t xml:space="preserve">报告说平均找节目 </w:t>
+        <w:t xml:space="preserve">图中 14 分钟是六国均值，美国是 12 分钟</w:t>
+      </w:r>
+    </w:p>
+    <w:p>
+      <w:pPr>
+        <w:keepLines/>
+        <w:spacing w:after="100" w:line="440"/>
+      </w:pPr>
+      <w:r>
+        <w:rPr>
+          <w:rFonts w:ascii="Arial" w:cs="Arial" w:eastAsia="Microsoft YaHei" w:hAnsi="Arial"/>
+          <w:sz w:val="40"/>
+          <w:szCs w:val="40"/>
+        </w:rPr>
+        <w:t xml:space="preserve">调查范围。</w:t>
+      </w:r>
+    </w:p>
+    <w:p>
+      <w:pPr>
+        <w:keepLines/>
+        <w:spacing w:after="10" w:line="440"/>
+      </w:pPr>
+      <w:r>
+        <w:rPr>
+          <w:rFonts w:ascii="Arial" w:cs="Arial" w:eastAsia="Microsoft YaHei" w:hAnsi="Arial"/>
+          <w:sz w:val="40"/>
+          <w:szCs w:val="40"/>
+        </w:rPr>
+        <w:t xml:space="preserve">图中橙框里的 </w:t>
       </w:r>
       <w:r>
         <w:rPr>
@@ -1878,15 +2134,29 @@
     <w:p>
       <w:pPr>
         <w:keepLines/>
-        <w:spacing w:after="10" w:line="440"/>
-      </w:pPr>
-      <w:r>
-        <w:rPr>
-          <w:rFonts w:ascii="Arial" w:cs="Arial" w:eastAsia="Microsoft YaHei" w:hAnsi="Arial"/>
-          <w:sz w:val="40"/>
-          <w:szCs w:val="40"/>
-        </w:rPr>
-        <w:t xml:space="preserve">其实是六国的简单平均，</w:t>
+        <w:spacing w:after="100" w:line="440"/>
+      </w:pPr>
+      <w:r>
+        <w:rPr>
+          <w:rFonts w:ascii="Arial" w:cs="Arial" w:eastAsia="Microsoft YaHei" w:hAnsi="Arial"/>
+          <w:sz w:val="40"/>
+          <w:szCs w:val="40"/>
+        </w:rPr>
+        <w:t xml:space="preserve">被放在美国收视图表中。</w:t>
+      </w:r>
+    </w:p>
+    <w:p>
+      <w:pPr>
+        <w:keepLines/>
+        <w:spacing w:after="10" w:line="440"/>
+      </w:pPr>
+      <w:r>
+        <w:rPr>
+          <w:rFonts w:ascii="Arial" w:cs="Arial" w:eastAsia="Microsoft YaHei" w:hAnsi="Arial"/>
+          <w:sz w:val="40"/>
+          <w:szCs w:val="40"/>
+        </w:rPr>
+        <w:t xml:space="preserve">它其实是六国的简单平均，</w:t>
       </w:r>
     </w:p>
     <w:p>
@@ -1919,21 +2189,21 @@
           <w:sz w:val="40"/>
           <w:szCs w:val="40"/>
         </w:rPr>
-        <w:t xml:space="preserve">拉高了均值，</w:t>
-      </w:r>
-    </w:p>
-    <w:p>
-      <w:pPr>
-        <w:keepLines/>
-        <w:spacing w:after="100" w:line="440"/>
-      </w:pPr>
-      <w:r>
-        <w:rPr>
-          <w:rFonts w:ascii="Arial" w:cs="Arial" w:eastAsia="Microsoft YaHei" w:hAnsi="Arial"/>
-          <w:sz w:val="40"/>
-          <w:szCs w:val="40"/>
-        </w:rPr>
-        <w:t xml:space="preserve">美国本身是 </w:t>
+        <w:t xml:space="preserve">抬高了均值，</w:t>
+      </w:r>
+    </w:p>
+    <w:p>
+      <w:pPr>
+        <w:keepLines/>
+        <w:spacing w:after="10" w:line="440"/>
+      </w:pPr>
+      <w:r>
+        <w:rPr>
+          <w:rFonts w:ascii="Arial" w:cs="Arial" w:eastAsia="Microsoft YaHei" w:hAnsi="Arial"/>
+          <w:sz w:val="40"/>
+          <w:szCs w:val="40"/>
+        </w:rPr>
+        <w:t xml:space="preserve">美国实际是 </w:t>
       </w:r>
       <w:r>
         <w:rPr>
@@ -1952,35 +2222,21 @@
           <w:sz w:val="40"/>
           <w:szCs w:val="40"/>
         </w:rPr>
-        <w:t xml:space="preserve">。</w:t>
-      </w:r>
-    </w:p>
-    <w:p>
-      <w:pPr>
-        <w:keepLines/>
-        <w:spacing w:after="10" w:line="440"/>
-      </w:pPr>
-      <w:r>
-        <w:rPr>
-          <w:rFonts w:ascii="Arial" w:cs="Arial" w:eastAsia="Microsoft YaHei" w:hAnsi="Arial"/>
-          <w:sz w:val="40"/>
-          <w:szCs w:val="40"/>
-        </w:rPr>
-        <w:t xml:space="preserve">这个数字还被放在美国的收视图表里，</w:t>
-      </w:r>
-    </w:p>
-    <w:p>
-      <w:pPr>
-        <w:keepLines/>
-        <w:spacing w:after="100" w:line="440"/>
-      </w:pPr>
-      <w:r>
-        <w:rPr>
-          <w:rFonts w:ascii="Arial" w:cs="Arial" w:eastAsia="Microsoft YaHei" w:hAnsi="Arial"/>
-          <w:sz w:val="40"/>
-          <w:szCs w:val="40"/>
-        </w:rPr>
-        <w:t xml:space="preserve">容易被当成美国的数据。</w:t>
+        <w:t xml:space="preserve">，</w:t>
+      </w:r>
+    </w:p>
+    <w:p>
+      <w:pPr>
+        <w:keepLines/>
+        <w:spacing w:after="100" w:line="440"/>
+      </w:pPr>
+      <w:r>
+        <w:rPr>
+          <w:rFonts w:ascii="Arial" w:cs="Arial" w:eastAsia="Microsoft YaHei" w:hAnsi="Arial"/>
+          <w:sz w:val="40"/>
+          <w:szCs w:val="40"/>
+        </w:rPr>
+        <w:t xml:space="preserve">容易被高估。</w:t>
       </w:r>
     </w:p>
     <w:p>
@@ -2023,7 +2279,7 @@
           <w:sz w:val="28"/>
           <w:szCs w:val="28"/>
         </w:rPr>
-        <w:t xml:space="preserve">　调查时间　累计 3:55</w:t>
+        <w:t xml:space="preserve">　调查时间　累计 4:00</w:t>
       </w:r>
     </w:p>
     <w:p>
@@ -2055,21 +2311,21 @@
           <w:sz w:val="40"/>
           <w:szCs w:val="40"/>
         </w:rPr>
-        <w:t xml:space="preserve">第三看调查时间。</w:t>
-      </w:r>
-    </w:p>
-    <w:p>
-      <w:pPr>
-        <w:keepLines/>
-        <w:spacing w:after="10" w:line="440"/>
-      </w:pPr>
-      <w:r>
-        <w:rPr>
-          <w:rFonts w:ascii="Arial" w:cs="Arial" w:eastAsia="Microsoft YaHei" w:hAnsi="Arial"/>
-          <w:sz w:val="40"/>
-          <w:szCs w:val="40"/>
-        </w:rPr>
-        <w:t xml:space="preserve">报告拿皮尤 </w:t>
+        <w:t xml:space="preserve">调查时间。</w:t>
+      </w:r>
+    </w:p>
+    <w:p>
+      <w:pPr>
+        <w:keepLines/>
+        <w:spacing w:after="10" w:line="440"/>
+      </w:pPr>
+      <w:r>
+        <w:rPr>
+          <w:rFonts w:ascii="Arial" w:cs="Arial" w:eastAsia="Microsoft YaHei" w:hAnsi="Arial"/>
+          <w:sz w:val="40"/>
+          <w:szCs w:val="40"/>
+        </w:rPr>
+        <w:t xml:space="preserve">报告以皮尤 </w:t>
       </w:r>
       <w:r>
         <w:rPr>
@@ -2088,7 +2344,7 @@
           <w:sz w:val="40"/>
           <w:szCs w:val="40"/>
         </w:rPr>
-        <w:t xml:space="preserve">年秋天的 </w:t>
+        <w:t xml:space="preserve">年秋的 </w:t>
       </w:r>
       <w:r>
         <w:rPr>
@@ -2173,7 +2429,7 @@
           <w:sz w:val="40"/>
           <w:szCs w:val="40"/>
         </w:rPr>
-        <w:t xml:space="preserve">认为使用在加速。</w:t>
+        <w:t xml:space="preserve">称使用在加速。</w:t>
       </w:r>
     </w:p>
     <w:p>
@@ -2231,7 +2487,7 @@
           <w:sz w:val="40"/>
           <w:szCs w:val="40"/>
         </w:rPr>
-        <w:t xml:space="preserve">只有 </w:t>
+        <w:t xml:space="preserve">是 </w:t>
       </w:r>
       <w:r>
         <w:rPr>
@@ -2278,21 +2534,7 @@
           <w:sz w:val="40"/>
           <w:szCs w:val="40"/>
         </w:rPr>
-        <w:t xml:space="preserve">换成使用者，</w:t>
-      </w:r>
-    </w:p>
-    <w:p>
-      <w:pPr>
-        <w:keepLines/>
-        <w:spacing w:after="10" w:line="440"/>
-      </w:pPr>
-      <w:r>
-        <w:rPr>
-          <w:rFonts w:ascii="Arial" w:cs="Arial" w:eastAsia="Microsoft YaHei" w:hAnsi="Arial"/>
-          <w:sz w:val="40"/>
-          <w:szCs w:val="40"/>
-        </w:rPr>
-        <w:t xml:space="preserve">皮尤是 </w:t>
+        <w:t xml:space="preserve">皮尤使用者中的比例是 </w:t>
       </w:r>
       <w:r>
         <w:rPr>
@@ -2358,7 +2600,7 @@
           <w:sz w:val="40"/>
           <w:szCs w:val="40"/>
         </w:rPr>
-        <w:t xml:space="preserve">还不能判断是否在加速。</w:t>
+        <w:t xml:space="preserve">还不能判断“加速”。</w:t>
       </w:r>
     </w:p>
     <w:p>
@@ -2419,21 +2661,21 @@
           <w:sz w:val="34"/>
           <w:szCs w:val="34"/>
         </w:rPr>
-        <w:t xml:space="preserve">四类数据，无追踪、无对照，只能说相关</w:t>
-      </w:r>
-    </w:p>
-    <w:p>
-      <w:pPr>
-        <w:keepLines/>
-        <w:spacing w:after="100" w:line="440"/>
-      </w:pPr>
-      <w:r>
-        <w:rPr>
-          <w:rFonts w:ascii="Arial" w:cs="Arial" w:eastAsia="Microsoft YaHei" w:hAnsi="Arial"/>
-          <w:sz w:val="40"/>
-          <w:szCs w:val="40"/>
-        </w:rPr>
-        <w:t xml:space="preserve">最后看研究方法。</w:t>
+        <w:t xml:space="preserve">四类数据并列，无追踪无对照，只能说相关</w:t>
+      </w:r>
+    </w:p>
+    <w:p>
+      <w:pPr>
+        <w:keepLines/>
+        <w:spacing w:after="100" w:line="440"/>
+      </w:pPr>
+      <w:r>
+        <w:rPr>
+          <w:rFonts w:ascii="Arial" w:cs="Arial" w:eastAsia="Microsoft YaHei" w:hAnsi="Arial"/>
+          <w:sz w:val="40"/>
+          <w:szCs w:val="40"/>
+        </w:rPr>
+        <w:t xml:space="preserve">研究方法。</w:t>
       </w:r>
     </w:p>
     <w:p>
@@ -2461,13 +2703,13 @@
           <w:sz w:val="40"/>
           <w:szCs w:val="40"/>
         </w:rPr>
-        <w:t xml:space="preserve">有退订意向、行业流失率、</w:t>
-      </w:r>
-    </w:p>
-    <w:p>
-      <w:pPr>
-        <w:keepLines/>
-        <w:spacing w:after="100" w:line="440"/>
+        <w:t xml:space="preserve">是退订意向、退订率、</w:t>
+      </w:r>
+    </w:p>
+    <w:p>
+      <w:pPr>
+        <w:keepLines/>
+        <w:spacing w:after="10" w:line="440"/>
       </w:pPr>
       <w:r>
         <w:rPr>
@@ -2494,21 +2736,35 @@
           <w:sz w:val="40"/>
           <w:szCs w:val="40"/>
         </w:rPr>
-        <w:t xml:space="preserve">。</w:t>
-      </w:r>
-    </w:p>
-    <w:p>
-      <w:pPr>
-        <w:keepLines/>
-        <w:spacing w:after="10" w:line="440"/>
-      </w:pPr>
-      <w:r>
-        <w:rPr>
-          <w:rFonts w:ascii="Arial" w:cs="Arial" w:eastAsia="Microsoft YaHei" w:hAnsi="Arial"/>
-          <w:sz w:val="40"/>
-          <w:szCs w:val="40"/>
-        </w:rPr>
-        <w:t xml:space="preserve">它们来自不同人群，</w:t>
+        <w:t xml:space="preserve">，</w:t>
+      </w:r>
+    </w:p>
+    <w:p>
+      <w:pPr>
+        <w:keepLines/>
+        <w:spacing w:after="100" w:line="440"/>
+      </w:pPr>
+      <w:r>
+        <w:rPr>
+          <w:rFonts w:ascii="Arial" w:cs="Arial" w:eastAsia="Microsoft YaHei" w:hAnsi="Arial"/>
+          <w:sz w:val="40"/>
+          <w:szCs w:val="40"/>
+        </w:rPr>
+        <w:t xml:space="preserve">并列使用。</w:t>
+      </w:r>
+    </w:p>
+    <w:p>
+      <w:pPr>
+        <w:keepLines/>
+        <w:spacing w:after="10" w:line="440"/>
+      </w:pPr>
+      <w:r>
+        <w:rPr>
+          <w:rFonts w:ascii="Arial" w:cs="Arial" w:eastAsia="Microsoft YaHei" w:hAnsi="Arial"/>
+          <w:sz w:val="40"/>
+          <w:szCs w:val="40"/>
+        </w:rPr>
+        <w:t xml:space="preserve">它们性质不同，</w:t>
       </w:r>
     </w:p>
     <w:p>
@@ -2607,7 +2863,7 @@
           <w:sz w:val="28"/>
           <w:szCs w:val="28"/>
         </w:rPr>
-        <w:t xml:space="preserve">　总结　累计 4:50</w:t>
+        <w:t xml:space="preserve">　总结　累计 4:55</w:t>
       </w:r>
     </w:p>
     <w:p>
@@ -2625,49 +2881,49 @@
           <w:sz w:val="34"/>
           <w:szCs w:val="34"/>
         </w:rPr>
-        <w:t xml:space="preserve">有参考价值，但超出样本范围；改进三点</w:t>
-      </w:r>
-    </w:p>
-    <w:p>
-      <w:pPr>
-        <w:keepLines/>
-        <w:spacing w:after="100" w:line="440"/>
-      </w:pPr>
-      <w:r>
-        <w:rPr>
-          <w:rFonts w:ascii="Arial" w:cs="Arial" w:eastAsia="Microsoft YaHei" w:hAnsi="Arial"/>
-          <w:sz w:val="40"/>
-          <w:szCs w:val="40"/>
-        </w:rPr>
-        <w:t xml:space="preserve">最后总结。</w:t>
-      </w:r>
-    </w:p>
-    <w:p>
-      <w:pPr>
-        <w:keepLines/>
-        <w:spacing w:after="10" w:line="440"/>
-      </w:pPr>
-      <w:r>
-        <w:rPr>
-          <w:rFonts w:ascii="Arial" w:cs="Arial" w:eastAsia="Microsoft YaHei" w:hAnsi="Arial"/>
-          <w:sz w:val="40"/>
-          <w:szCs w:val="40"/>
-        </w:rPr>
-        <w:t xml:space="preserve">这份报告有参考价值，</w:t>
-      </w:r>
-    </w:p>
-    <w:p>
-      <w:pPr>
-        <w:keepLines/>
-        <w:spacing w:after="100" w:line="440"/>
-      </w:pPr>
-      <w:r>
-        <w:rPr>
-          <w:rFonts w:ascii="Arial" w:cs="Arial" w:eastAsia="Microsoft YaHei" w:hAnsi="Arial"/>
-          <w:sz w:val="40"/>
-          <w:szCs w:val="40"/>
-        </w:rPr>
-        <w:t xml:space="preserve">皮尤等独立来源也指向同样的方向。</w:t>
+        <w:t xml:space="preserve">有参考价值；超出样本范围；三点改进</w:t>
+      </w:r>
+    </w:p>
+    <w:p>
+      <w:pPr>
+        <w:keepLines/>
+        <w:spacing w:after="100" w:line="440"/>
+      </w:pPr>
+      <w:r>
+        <w:rPr>
+          <w:rFonts w:ascii="Arial" w:cs="Arial" w:eastAsia="Microsoft YaHei" w:hAnsi="Arial"/>
+          <w:sz w:val="40"/>
+          <w:szCs w:val="40"/>
+        </w:rPr>
+        <w:t xml:space="preserve">总结。</w:t>
+      </w:r>
+    </w:p>
+    <w:p>
+      <w:pPr>
+        <w:keepLines/>
+        <w:spacing w:after="10" w:line="440"/>
+      </w:pPr>
+      <w:r>
+        <w:rPr>
+          <w:rFonts w:ascii="Arial" w:cs="Arial" w:eastAsia="Microsoft YaHei" w:hAnsi="Arial"/>
+          <w:sz w:val="40"/>
+          <w:szCs w:val="40"/>
+        </w:rPr>
+        <w:t xml:space="preserve">报告有参考价值，皮尤、</w:t>
+      </w:r>
+    </w:p>
+    <w:p>
+      <w:pPr>
+        <w:keepLines/>
+        <w:spacing w:after="100" w:line="440"/>
+      </w:pPr>
+      <w:r>
+        <w:rPr>
+          <w:rFonts w:ascii="Arial" w:cs="Arial" w:eastAsia="Microsoft YaHei" w:hAnsi="Arial"/>
+          <w:sz w:val="40"/>
+          <w:szCs w:val="40"/>
+        </w:rPr>
+        <w:t xml:space="preserve">Veed 等独立来源也指向同样的两个方向。</w:t>
       </w:r>
     </w:p>
     <w:p>
@@ -2695,21 +2951,21 @@
           <w:sz w:val="40"/>
           <w:szCs w:val="40"/>
         </w:rPr>
-        <w:t xml:space="preserve">前两项只适用于 AI 用户，</w:t>
-      </w:r>
-    </w:p>
-    <w:p>
-      <w:pPr>
-        <w:keepLines/>
-        <w:spacing w:after="10" w:line="440"/>
-      </w:pPr>
-      <w:r>
-        <w:rPr>
-          <w:rFonts w:ascii="Arial" w:cs="Arial" w:eastAsia="Microsoft YaHei" w:hAnsi="Arial"/>
-          <w:sz w:val="40"/>
-          <w:szCs w:val="40"/>
-        </w:rPr>
-        <w:t xml:space="preserve">第三项只能说明相关，</w:t>
+        <w:t xml:space="preserve">前两项仅限 AI 用户，</w:t>
+      </w:r>
+    </w:p>
+    <w:p>
+      <w:pPr>
+        <w:keepLines/>
+        <w:spacing w:after="10" w:line="440"/>
+      </w:pPr>
+      <w:r>
+        <w:rPr>
+          <w:rFonts w:ascii="Arial" w:cs="Arial" w:eastAsia="Microsoft YaHei" w:hAnsi="Arial"/>
+          <w:sz w:val="40"/>
+          <w:szCs w:val="40"/>
+        </w:rPr>
+        <w:t xml:space="preserve">第三项只能说相关，</w:t>
       </w:r>
     </w:p>
     <w:p>
@@ -2742,77 +2998,91 @@
           <w:sz w:val="40"/>
           <w:szCs w:val="40"/>
         </w:rPr>
-        <w:t xml:space="preserve">没有检验。</w:t>
-      </w:r>
-    </w:p>
-    <w:p>
-      <w:pPr>
-        <w:keepLines/>
-        <w:spacing w:after="10" w:line="440"/>
-      </w:pPr>
-      <w:r>
-        <w:rPr>
-          <w:rFonts w:ascii="Arial" w:cs="Arial" w:eastAsia="Microsoft YaHei" w:hAnsi="Arial"/>
-          <w:sz w:val="40"/>
-          <w:szCs w:val="40"/>
-        </w:rPr>
-        <w:t xml:space="preserve">重新设计时，</w:t>
-      </w:r>
-    </w:p>
-    <w:p>
-      <w:pPr>
-        <w:keepLines/>
-        <w:spacing w:after="10" w:line="440"/>
-      </w:pPr>
-      <w:r>
-        <w:rPr>
-          <w:rFonts w:ascii="Arial" w:cs="Arial" w:eastAsia="Microsoft YaHei" w:hAnsi="Arial"/>
-          <w:sz w:val="40"/>
-          <w:szCs w:val="40"/>
-        </w:rPr>
-        <w:t xml:space="preserve">可以采用概率样本，</w:t>
-      </w:r>
-    </w:p>
-    <w:p>
-      <w:pPr>
-        <w:keepLines/>
-        <w:spacing w:after="10" w:line="440"/>
-      </w:pPr>
-      <w:r>
-        <w:rPr>
-          <w:rFonts w:ascii="Arial" w:cs="Arial" w:eastAsia="Microsoft YaHei" w:hAnsi="Arial"/>
-          <w:sz w:val="40"/>
-          <w:szCs w:val="40"/>
-        </w:rPr>
-        <w:t xml:space="preserve">纳入不用 AI 的人，</w:t>
-      </w:r>
-    </w:p>
-    <w:p>
-      <w:pPr>
-        <w:keepLines/>
-        <w:spacing w:after="10" w:line="440"/>
-      </w:pPr>
-      <w:r>
-        <w:rPr>
-          <w:rFonts w:ascii="Arial" w:cs="Arial" w:eastAsia="Microsoft YaHei" w:hAnsi="Arial"/>
-          <w:sz w:val="40"/>
-          <w:szCs w:val="40"/>
-        </w:rPr>
-        <w:t xml:space="preserve">追踪同一批人，</w:t>
-      </w:r>
-    </w:p>
-    <w:p>
-      <w:pPr>
-        <w:keepLines/>
-        <w:spacing w:after="100" w:line="440"/>
-      </w:pPr>
-      <w:r>
-        <w:rPr>
-          <w:rFonts w:ascii="Arial" w:cs="Arial" w:eastAsia="Microsoft YaHei" w:hAnsi="Arial"/>
-          <w:sz w:val="40"/>
-          <w:szCs w:val="40"/>
-        </w:rPr>
-        <w:t xml:space="preserve">并公开抽样方法。</w:t>
+        <w:t xml:space="preserve">未经检验。</w:t>
+      </w:r>
+    </w:p>
+    <w:p>
+      <w:pPr>
+        <w:keepLines/>
+        <w:spacing w:after="10" w:line="440"/>
+      </w:pPr>
+      <w:r>
+        <w:rPr>
+          <w:rFonts w:ascii="Arial" w:cs="Arial" w:eastAsia="Microsoft YaHei" w:hAnsi="Arial"/>
+          <w:sz w:val="40"/>
+          <w:szCs w:val="40"/>
+        </w:rPr>
+        <w:t xml:space="preserve">改进方向有三点：</w:t>
+      </w:r>
+    </w:p>
+    <w:p>
+      <w:pPr>
+        <w:keepLines/>
+        <w:spacing w:after="100" w:line="440"/>
+      </w:pPr>
+      <w:r>
+        <w:rPr>
+          <w:rFonts w:ascii="Arial" w:cs="Arial" w:eastAsia="Microsoft YaHei" w:hAnsi="Arial"/>
+          <w:sz w:val="40"/>
+          <w:szCs w:val="40"/>
+        </w:rPr>
+        <w:t xml:space="preserve">采用概率样本并纳入非 AI 用户；</w:t>
+      </w:r>
+    </w:p>
+    <w:p>
+      <w:pPr>
+        <w:keepLines/>
+        <w:spacing w:after="10" w:line="440"/>
+      </w:pPr>
+      <w:r>
+        <w:rPr>
+          <w:rFonts w:ascii="Arial" w:cs="Arial" w:eastAsia="Microsoft YaHei" w:hAnsi="Arial"/>
+          <w:sz w:val="40"/>
+          <w:szCs w:val="40"/>
+        </w:rPr>
+        <w:t xml:space="preserve">同一问卷询问困难与退订，</w:t>
+      </w:r>
+    </w:p>
+    <w:p>
+      <w:pPr>
+        <w:keepLines/>
+        <w:spacing w:after="100" w:line="440"/>
+      </w:pPr>
+      <w:r>
+        <w:rPr>
+          <w:rFonts w:ascii="Arial" w:cs="Arial" w:eastAsia="Microsoft YaHei" w:hAnsi="Arial"/>
+          <w:sz w:val="40"/>
+          <w:szCs w:val="40"/>
+        </w:rPr>
+        <w:t xml:space="preserve">追踪同一批人；</w:t>
+      </w:r>
+    </w:p>
+    <w:p>
+      <w:pPr>
+        <w:keepLines/>
+        <w:spacing w:after="10" w:line="440"/>
+      </w:pPr>
+      <w:r>
+        <w:rPr>
+          <w:rFonts w:ascii="Arial" w:cs="Arial" w:eastAsia="Microsoft YaHei" w:hAnsi="Arial"/>
+          <w:sz w:val="40"/>
+          <w:szCs w:val="40"/>
+        </w:rPr>
+        <w:t xml:space="preserve">公开招募、配额、</w:t>
+      </w:r>
+    </w:p>
+    <w:p>
+      <w:pPr>
+        <w:keepLines/>
+        <w:spacing w:after="100" w:line="440"/>
+      </w:pPr>
+      <w:r>
+        <w:rPr>
+          <w:rFonts w:ascii="Arial" w:cs="Arial" w:eastAsia="Microsoft YaHei" w:hAnsi="Arial"/>
+          <w:sz w:val="40"/>
+          <w:szCs w:val="40"/>
+        </w:rPr>
+        <w:t xml:space="preserve">加权和回收率。</w:t>
       </w:r>
     </w:p>
     <w:p>
